--- a/downloads/teacher/04 Units/Unit 03 - Human Development and Relationships - Growing Up, Getting Along/Lesson 03.06 - Peer Influence Pressure and Refusal Skills.docx
+++ b/downloads/teacher/04 Units/Unit 03 - Human Development and Relationships - Growing Up, Getting Along/Lesson 03.06 - Peer Influence Pressure and Refusal Skills.docx
@@ -396,129 +396,6 @@
       <w:r>
         <w:t xml:space="preserve">By the end of this lesson, students will be able to:</w:t>
       </w:r>
-      <w:r>
-        <w:t xml:space="preserve"> </w:t>
-      </w:r>
-      <w:r>
-        <w:t xml:space="preserve">1. (Low) Define peer pressure, distinguish positive from negative peer pressure and direct from indirect pressure, and list possible consequences of giving in to negative peer pressure.</w:t>
-      </w:r>
-      <w:r>
-        <w:t xml:space="preserve"> </w:t>
-      </w:r>
-      <w:r>
-        <w:t xml:space="preserve">2. (Mid) Analyze a peer pressure scenario with the five-step decision model, compare how family, peers, and media would each push the decision, and demonstrate the four refusal steps in a short role play.</w:t>
-      </w:r>
-      <w:r>
-        <w:t xml:space="preserve"> </w:t>
-      </w:r>
-      <w:r>
-        <w:t xml:space="preserve">3. (High) Design and perform a short skit that models an effective refusal, and evaluate a classmate’s skit against the four steps with a reason for the rating.</w:t>
-      </w:r>
-    </w:p>
-    <w:p>
-      <w:pPr>
-        <w:pStyle w:val="BodyText"/>
-      </w:pPr>
-      <w:r>
-        <w:t xml:space="preserve">(These are Sal’s tiered Peer Pressure objectives from his FNES 538 notes, combined into the three-objective lesson format: his low level</w:t>
-      </w:r>
-      <w:r>
-        <w:t xml:space="preserve"> </w:t>
-      </w:r>
-      <w:r>
-        <w:t xml:space="preserve">“</w:t>
-      </w:r>
-      <w:r>
-        <w:t xml:space="preserve">define, identify examples, list consequences,</w:t>
-      </w:r>
-      <w:r>
-        <w:t xml:space="preserve">”</w:t>
-      </w:r>
-      <w:r>
-        <w:t xml:space="preserve"> </w:t>
-      </w:r>
-      <w:r>
-        <w:t xml:space="preserve">his moderate level</w:t>
-      </w:r>
-      <w:r>
-        <w:t xml:space="preserve"> </w:t>
-      </w:r>
-      <w:r>
-        <w:t xml:space="preserve">“</w:t>
-      </w:r>
-      <w:r>
-        <w:t xml:space="preserve">analyze scenarios, demonstrate refusal strategies, classify direct and indirect,</w:t>
-      </w:r>
-      <w:r>
-        <w:t xml:space="preserve">”</w:t>
-      </w:r>
-      <w:r>
-        <w:t xml:space="preserve"> </w:t>
-      </w:r>
-      <w:r>
-        <w:t xml:space="preserve">and his high level</w:t>
-      </w:r>
-      <w:r>
-        <w:t xml:space="preserve"> </w:t>
-      </w:r>
-      <w:r>
-        <w:t xml:space="preserve">“</w:t>
-      </w:r>
-      <w:r>
-        <w:t xml:space="preserve">evaluate best responses, design a skit modeling resistance strategies.</w:t>
-      </w:r>
-      <w:r>
-        <w:t xml:space="preserve">”</w:t>
-      </w:r>
-      <w:r>
-        <w:t xml:space="preserve"> </w:t>
-      </w:r>
-      <w:r>
-        <w:t xml:space="preserve">His third high-level objective, a peer advice guide, is the grade 8 stretch.)</w:t>
-      </w:r>
-    </w:p>
-    <w:p>
-      <w:pPr>
-        <w:pStyle w:val="Heading2"/>
-      </w:pPr>
-      <w:bookmarkStart w:id="24" w:name="vocabulary"/>
-      <w:r>
-        <w:t xml:space="preserve">Vocabulary</w:t>
-      </w:r>
-      <w:bookmarkEnd w:id="24"/>
-    </w:p>
-    <w:p>
-      <w:pPr>
-        <w:pStyle w:val="FirstParagraph"/>
-      </w:pPr>
-      <w:r>
-        <w:t xml:space="preserve">Tier 2 (general academic): influence, consequence, assert, alternative</w:t>
-      </w:r>
-      <w:r>
-        <w:t xml:space="preserve"> </w:t>
-      </w:r>
-      <w:r>
-        <w:t xml:space="preserve">Tier 3 (FACS): peer, peer pressure, positive peer pressure, negative peer pressure, direct pressure, indirect pressure, refusal skills. See the unit vocabulary list (</w:t>
-      </w:r>
-      <w:r>
-        <w:rPr>
-          <w:rStyle w:val="VerbatimChar"/>
-        </w:rPr>
-        <w:t xml:space="preserve">Vocabulary 03.md</w:t>
-      </w:r>
-      <w:r>
-        <w:t xml:space="preserve">) for Turkish, Portuguese, and Spanish.</w:t>
-      </w:r>
-    </w:p>
-    <w:p>
-      <w:pPr>
-        <w:pStyle w:val="Heading2"/>
-      </w:pPr>
-      <w:bookmarkStart w:id="25" w:name="materials-and-setup"/>
-      <w:r>
-        <w:t xml:space="preserve">Materials and setup</w:t>
-      </w:r>
-      <w:bookmarkEnd w:id="25"/>
     </w:p>
     <w:p>
       <w:pPr>
@@ -529,13 +406,7 @@
         <w:pStyle w:val="Compact"/>
       </w:pPr>
       <w:r>
-        <w:rPr>
-          <w:rStyle w:val="VerbatimChar"/>
-        </w:rPr>
-        <w:t xml:space="preserve">Handout 03.06 - Peer Pressure Scenario Cards and Skit Planner.md</w:t>
-      </w:r>
-      <w:r>
-        <w:t xml:space="preserve">: ten scenario cards (one set per team of three or four, cut before Day 1), the refusal steps sheet and skit planner (one per team), and the feedback slips (three per student, Day 2)</w:t>
+        <w:t xml:space="preserve">(Low) Define peer pressure, distinguish positive from negative peer pressure and direct from indirect pressure, and list possible consequences of giving in to negative peer pressure.</w:t>
       </w:r>
     </w:p>
     <w:p>
@@ -547,7 +418,7 @@
         <w:pStyle w:val="Compact"/>
       </w:pPr>
       <w:r>
-        <w:t xml:space="preserve">The five-step decision model poster from Unit 0 (name the choice, list options, weigh each against what matters, decide, look back)</w:t>
+        <w:t xml:space="preserve">(Mid) Analyze a peer pressure scenario with the five-step decision model, compare how family, peers, and media would each push the decision, and demonstrate the four refusal steps in a short role play.</w:t>
       </w:r>
     </w:p>
     <w:p>
@@ -559,6 +430,153 @@
         <w:pStyle w:val="Compact"/>
       </w:pPr>
       <w:r>
+        <w:t xml:space="preserve">(High) Design and perform a short skit that models an effective refusal, and evaluate a classmate’s skit against the four steps with a reason for the rating.</w:t>
+      </w:r>
+    </w:p>
+    <w:p>
+      <w:pPr>
+        <w:pStyle w:val="FirstParagraph"/>
+      </w:pPr>
+      <w:r>
+        <w:t xml:space="preserve">(These are Sal’s tiered Peer Pressure objectives from his FNES 538 notes, combined into the three-objective lesson format: his low level</w:t>
+      </w:r>
+      <w:r>
+        <w:t xml:space="preserve"> </w:t>
+      </w:r>
+      <w:r>
+        <w:t xml:space="preserve">“</w:t>
+      </w:r>
+      <w:r>
+        <w:t xml:space="preserve">define, identify examples, list consequences,</w:t>
+      </w:r>
+      <w:r>
+        <w:t xml:space="preserve">”</w:t>
+      </w:r>
+      <w:r>
+        <w:t xml:space="preserve"> </w:t>
+      </w:r>
+      <w:r>
+        <w:t xml:space="preserve">his moderate level</w:t>
+      </w:r>
+      <w:r>
+        <w:t xml:space="preserve"> </w:t>
+      </w:r>
+      <w:r>
+        <w:t xml:space="preserve">“</w:t>
+      </w:r>
+      <w:r>
+        <w:t xml:space="preserve">analyze scenarios, demonstrate refusal strategies, classify direct and indirect,</w:t>
+      </w:r>
+      <w:r>
+        <w:t xml:space="preserve">”</w:t>
+      </w:r>
+      <w:r>
+        <w:t xml:space="preserve"> </w:t>
+      </w:r>
+      <w:r>
+        <w:t xml:space="preserve">and his high level</w:t>
+      </w:r>
+      <w:r>
+        <w:t xml:space="preserve"> </w:t>
+      </w:r>
+      <w:r>
+        <w:t xml:space="preserve">“</w:t>
+      </w:r>
+      <w:r>
+        <w:t xml:space="preserve">evaluate best responses, design a skit modeling resistance strategies.</w:t>
+      </w:r>
+      <w:r>
+        <w:t xml:space="preserve">”</w:t>
+      </w:r>
+      <w:r>
+        <w:t xml:space="preserve"> </w:t>
+      </w:r>
+      <w:r>
+        <w:t xml:space="preserve">His third high-level objective, a peer advice guide, is the grade 8 stretch.)</w:t>
+      </w:r>
+    </w:p>
+    <w:p>
+      <w:pPr>
+        <w:pStyle w:val="Heading2"/>
+      </w:pPr>
+      <w:bookmarkStart w:id="24" w:name="vocabulary"/>
+      <w:r>
+        <w:t xml:space="preserve">Vocabulary</w:t>
+      </w:r>
+      <w:bookmarkEnd w:id="24"/>
+    </w:p>
+    <w:p>
+      <w:pPr>
+        <w:pStyle w:val="FirstParagraph"/>
+      </w:pPr>
+      <w:r>
+        <w:t xml:space="preserve">Tier 2 (general academic): influence, consequence, assert, alternative</w:t>
+      </w:r>
+      <w:r>
+        <w:t xml:space="preserve"> </w:t>
+      </w:r>
+      <w:r>
+        <w:t xml:space="preserve">Tier 3 (FACS): peer, peer pressure, positive peer pressure, negative peer pressure, direct pressure, indirect pressure, refusal skills. See the unit vocabulary list (</w:t>
+      </w:r>
+      <w:r>
+        <w:rPr>
+          <w:rStyle w:val="VerbatimChar"/>
+        </w:rPr>
+        <w:t xml:space="preserve">Vocabulary 03.md</w:t>
+      </w:r>
+      <w:r>
+        <w:t xml:space="preserve">) for Turkish, Portuguese, and Spanish.</w:t>
+      </w:r>
+    </w:p>
+    <w:p>
+      <w:pPr>
+        <w:pStyle w:val="Heading2"/>
+      </w:pPr>
+      <w:bookmarkStart w:id="25" w:name="materials-and-setup"/>
+      <w:r>
+        <w:t xml:space="preserve">Materials and setup</w:t>
+      </w:r>
+      <w:bookmarkEnd w:id="25"/>
+    </w:p>
+    <w:p>
+      <w:pPr>
+        <w:numPr>
+          <w:ilvl w:val="0"/>
+          <w:numId w:val="1003"/>
+        </w:numPr>
+        <w:pStyle w:val="Compact"/>
+      </w:pPr>
+      <w:r>
+        <w:rPr>
+          <w:rStyle w:val="VerbatimChar"/>
+        </w:rPr>
+        <w:t xml:space="preserve">Handout 03.06 - Peer Pressure Scenario Cards and Skit Planner.md</w:t>
+      </w:r>
+      <w:r>
+        <w:t xml:space="preserve">: ten scenario cards (one set per team of three or four, cut before Day 1), the refusal steps sheet and skit planner (one per team), and the feedback slips (three per student, Day 2)</w:t>
+      </w:r>
+    </w:p>
+    <w:p>
+      <w:pPr>
+        <w:numPr>
+          <w:ilvl w:val="0"/>
+          <w:numId w:val="1003"/>
+        </w:numPr>
+        <w:pStyle w:val="Compact"/>
+      </w:pPr>
+      <w:r>
+        <w:t xml:space="preserve">The five-step decision model poster from Unit 0 (name the choice, list options, weigh each against what matters, decide, look back)</w:t>
+      </w:r>
+    </w:p>
+    <w:p>
+      <w:pPr>
+        <w:numPr>
+          <w:ilvl w:val="0"/>
+          <w:numId w:val="1003"/>
+        </w:numPr>
+        <w:pStyle w:val="Compact"/>
+      </w:pPr>
+      <w:r>
         <w:t xml:space="preserve">Slides:</w:t>
       </w:r>
       <w:r>
@@ -581,7 +599,7 @@
       <w:pPr>
         <w:numPr>
           <w:ilvl w:val="0"/>
-          <w:numId w:val="1002"/>
+          <w:numId w:val="1003"/>
         </w:numPr>
         <w:pStyle w:val="Compact"/>
       </w:pPr>
@@ -593,7 +611,7 @@
       <w:pPr>
         <w:numPr>
           <w:ilvl w:val="0"/>
-          <w:numId w:val="1002"/>
+          <w:numId w:val="1003"/>
         </w:numPr>
         <w:pStyle w:val="Compact"/>
       </w:pPr>
@@ -1448,261 +1466,291 @@
       <w:r>
         <w:t xml:space="preserve">Monitor understanding:</w:t>
       </w:r>
-      <w:r>
-        <w:t xml:space="preserve"> </w:t>
-      </w:r>
-      <w:r>
-        <w:t xml:space="preserve">- What makes pressure</w:t>
-      </w:r>
-      <w:r>
-        <w:t xml:space="preserve"> </w:t>
-      </w:r>
-      <w:r>
-        <w:t xml:space="preserve">“</w:t>
-      </w:r>
-      <w:r>
-        <w:t xml:space="preserve">indirect</w:t>
-      </w:r>
-      <w:r>
-        <w:t xml:space="preserve">”</w:t>
-      </w:r>
-      <w:r>
-        <w:t xml:space="preserve">? Give an example nobody said out loud.</w:t>
-      </w:r>
-      <w:r>
-        <w:t xml:space="preserve"> </w:t>
-      </w:r>
-      <w:r>
-        <w:t xml:space="preserve">- On the model decision, which push was family’s, which was peers’, and which was media’s?</w:t>
-      </w:r>
-      <w:r>
-        <w:t xml:space="preserve"> </w:t>
-      </w:r>
-      <w:r>
-        <w:t xml:space="preserve">- Which refusal step did that skit use first?</w:t>
-      </w:r>
-    </w:p>
-    <w:p>
-      <w:pPr>
-        <w:pStyle w:val="BodyText"/>
-      </w:pPr>
-      <w:r>
-        <w:t xml:space="preserve">Deepen learning:</w:t>
-      </w:r>
-      <w:r>
-        <w:t xml:space="preserve"> </w:t>
-      </w:r>
-      <w:r>
-        <w:t xml:space="preserve">- Positive peer pressure and negative peer pressure can come from the same friend on the same day. What decides which one you are getting?</w:t>
-      </w:r>
-      <w:r>
-        <w:t xml:space="preserve"> </w:t>
-      </w:r>
-      <w:r>
-        <w:t xml:space="preserve">-</w:t>
-      </w:r>
-      <w:r>
-        <w:t xml:space="preserve"> </w:t>
-      </w:r>
-      <w:r>
-        <w:t xml:space="preserve">“</w:t>
-      </w:r>
-      <w:r>
-        <w:t xml:space="preserve">Give a reason</w:t>
-      </w:r>
-      <w:r>
-        <w:t xml:space="preserve">”</w:t>
-      </w:r>
-      <w:r>
-        <w:t xml:space="preserve"> </w:t>
-      </w:r>
-      <w:r>
-        <w:t xml:space="preserve">can backfire if the reason invites an argument. What kind of reason is hard to argue with?</w:t>
-      </w:r>
-      <w:r>
-        <w:t xml:space="preserve"> </w:t>
-      </w:r>
-      <w:r>
-        <w:t xml:space="preserve">- Walking away ends the pressure but might change the friendship. Is that a cost or a signal?</w:t>
-      </w:r>
-    </w:p>
-    <w:p>
-      <w:pPr>
-        <w:pStyle w:val="Heading2"/>
-      </w:pPr>
-      <w:bookmarkStart w:id="30" w:name="check-for-understanding"/>
-      <w:r>
-        <w:t xml:space="preserve">Check for understanding</w:t>
-      </w:r>
-      <w:bookmarkEnd w:id="30"/>
-    </w:p>
-    <w:p>
-      <w:pPr>
-        <w:pStyle w:val="FirstParagraph"/>
-      </w:pPr>
-      <w:r>
-        <w:t xml:space="preserve">Day 1, clipboard during Step 3: for each team, a yes or no on</w:t>
-      </w:r>
-      <w:r>
-        <w:t xml:space="preserve"> </w:t>
-      </w:r>
-      <w:r>
-        <w:t xml:space="preserve">“</w:t>
-      </w:r>
-      <w:r>
-        <w:t xml:space="preserve">positive and negative labeled correctly on at least eight cards,</w:t>
-      </w:r>
-      <w:r>
-        <w:t xml:space="preserve">”</w:t>
-      </w:r>
-      <w:r>
-        <w:t xml:space="preserve"> </w:t>
-      </w:r>
-      <w:r>
-        <w:t xml:space="preserve">“</w:t>
-      </w:r>
-      <w:r>
-        <w:t xml:space="preserve">direct and indirect labeled on at least eight,</w:t>
-      </w:r>
-      <w:r>
-        <w:t xml:space="preserve">”</w:t>
-      </w:r>
-      <w:r>
-        <w:t xml:space="preserve"> </w:t>
-      </w:r>
-      <w:r>
-        <w:t xml:space="preserve">and</w:t>
-      </w:r>
-      <w:r>
-        <w:t xml:space="preserve"> </w:t>
-      </w:r>
-      <w:r>
-        <w:t xml:space="preserve">“</w:t>
-      </w:r>
-      <w:r>
-        <w:t xml:space="preserve">outcomes are specific, not</w:t>
-      </w:r>
-      <w:r>
-        <w:t xml:space="preserve"> </w:t>
-      </w:r>
-      <w:r>
-        <w:t xml:space="preserve">‘</w:t>
-      </w:r>
-      <w:r>
-        <w:t xml:space="preserve">bad things.</w:t>
-      </w:r>
-      <w:r>
-        <w:t xml:space="preserve">’</w:t>
-      </w:r>
-      <w:r>
-        <w:t xml:space="preserve">”</w:t>
-      </w:r>
-      <w:r>
-        <w:t xml:space="preserve"> </w:t>
-      </w:r>
-      <w:r>
-        <w:t xml:space="preserve">Day 2: the feedback slips. A skit where the audience checked at least two steps and named the strongest line is</w:t>
-      </w:r>
-      <w:r>
-        <w:t xml:space="preserve"> </w:t>
-      </w:r>
-      <w:r>
-        <w:t xml:space="preserve">“</w:t>
-      </w:r>
-      <w:r>
-        <w:t xml:space="preserve">got it.</w:t>
-      </w:r>
-      <w:r>
-        <w:t xml:space="preserve">”</w:t>
-      </w:r>
-      <w:r>
-        <w:t xml:space="preserve"> </w:t>
-      </w:r>
-      <w:r>
-        <w:t xml:space="preserve">A skit where the audience could not tell which steps were used gets a 30-second redo at the end if time allows.</w:t>
-      </w:r>
-    </w:p>
-    <w:p>
-      <w:pPr>
-        <w:pStyle w:val="Heading2"/>
-      </w:pPr>
-      <w:bookmarkStart w:id="31" w:name="closure-time-4-min-day-1-3-min-day-2"/>
-      <w:r>
-        <w:t xml:space="preserve">Closure (Time: 4 min Day 1; 3 min Day 2)</w:t>
-      </w:r>
-      <w:bookmarkEnd w:id="31"/>
-    </w:p>
-    <w:p>
-      <w:pPr>
-        <w:pStyle w:val="FirstParagraph"/>
-      </w:pPr>
-      <w:r>
-        <w:t xml:space="preserve">Day 1: 3-2-1 on the bottom of the planner: 3 kinds of peer pressure with one example each, 2 consequences of giving in to the negative kind, 1 push (family, peers, or media) that is loudest for most people your age and why. Two students read their</w:t>
-      </w:r>
-      <w:r>
-        <w:t xml:space="preserve"> </w:t>
-      </w:r>
-      <w:r>
-        <w:t xml:space="preserve">“</w:t>
-      </w:r>
-      <w:r>
-        <w:t xml:space="preserve">1</w:t>
-      </w:r>
-      <w:r>
-        <w:t xml:space="preserve">”</w:t>
-      </w:r>
-      <w:r>
-        <w:t xml:space="preserve"> </w:t>
-      </w:r>
-      <w:r>
-        <w:t xml:space="preserve">aloud. Day 2: one line on the bottom of the planner:</w:t>
-      </w:r>
-      <w:r>
-        <w:t xml:space="preserve"> </w:t>
-      </w:r>
-      <w:r>
-        <w:t xml:space="preserve">“</w:t>
-      </w:r>
-      <w:r>
-        <w:t xml:space="preserve">The refusal step I will practice this week is ___ because it was hardest to say.</w:t>
-      </w:r>
-      <w:r>
-        <w:t xml:space="preserve">”</w:t>
-      </w:r>
-      <w:r>
-        <w:t xml:space="preserve"> </w:t>
-      </w:r>
-      <w:r>
-        <w:t xml:space="preserve">Not read aloud. Say what Lesson 3.7 is:</w:t>
-      </w:r>
-      <w:r>
-        <w:t xml:space="preserve"> </w:t>
-      </w:r>
-      <w:r>
-        <w:t xml:space="preserve">“</w:t>
-      </w:r>
-      <w:r>
-        <w:t xml:space="preserve">Tomorrow: stress, what it is, and where yours lives.</w:t>
-      </w:r>
-      <w:r>
-        <w:t xml:space="preserve">”</w:t>
-      </w:r>
-    </w:p>
-    <w:p>
-      <w:pPr>
-        <w:pStyle w:val="Heading2"/>
-      </w:pPr>
-      <w:bookmarkStart w:id="32" w:name="differentiation-and-supports"/>
-      <w:r>
-        <w:t xml:space="preserve">Differentiation and supports</w:t>
-      </w:r>
-      <w:bookmarkEnd w:id="32"/>
     </w:p>
     <w:p>
       <w:pPr>
         <w:numPr>
           <w:ilvl w:val="0"/>
-          <w:numId w:val="1003"/>
+          <w:numId w:val="1004"/>
+        </w:numPr>
+        <w:pStyle w:val="Compact"/>
+      </w:pPr>
+      <w:r>
+        <w:t xml:space="preserve">What makes pressure</w:t>
+      </w:r>
+      <w:r>
+        <w:t xml:space="preserve"> </w:t>
+      </w:r>
+      <w:r>
+        <w:t xml:space="preserve">“</w:t>
+      </w:r>
+      <w:r>
+        <w:t xml:space="preserve">indirect</w:t>
+      </w:r>
+      <w:r>
+        <w:t xml:space="preserve">”</w:t>
+      </w:r>
+      <w:r>
+        <w:t xml:space="preserve">? Give an example nobody said out loud.</w:t>
+      </w:r>
+    </w:p>
+    <w:p>
+      <w:pPr>
+        <w:numPr>
+          <w:ilvl w:val="0"/>
+          <w:numId w:val="1004"/>
+        </w:numPr>
+        <w:pStyle w:val="Compact"/>
+      </w:pPr>
+      <w:r>
+        <w:t xml:space="preserve">On the model decision, which push was family’s, which was peers’, and which was media’s?</w:t>
+      </w:r>
+    </w:p>
+    <w:p>
+      <w:pPr>
+        <w:numPr>
+          <w:ilvl w:val="0"/>
+          <w:numId w:val="1004"/>
+        </w:numPr>
+        <w:pStyle w:val="Compact"/>
+      </w:pPr>
+      <w:r>
+        <w:t xml:space="preserve">Which refusal step did that skit use first?</w:t>
+      </w:r>
+    </w:p>
+    <w:p>
+      <w:pPr>
+        <w:pStyle w:val="FirstParagraph"/>
+      </w:pPr>
+      <w:r>
+        <w:t xml:space="preserve">Deepen learning:</w:t>
+      </w:r>
+    </w:p>
+    <w:p>
+      <w:pPr>
+        <w:numPr>
+          <w:ilvl w:val="0"/>
+          <w:numId w:val="1005"/>
+        </w:numPr>
+        <w:pStyle w:val="Compact"/>
+      </w:pPr>
+      <w:r>
+        <w:t xml:space="preserve">Positive peer pressure and negative peer pressure can come from the same friend on the same day. What decides which one you are getting?</w:t>
+      </w:r>
+    </w:p>
+    <w:p>
+      <w:pPr>
+        <w:numPr>
+          <w:ilvl w:val="0"/>
+          <w:numId w:val="1005"/>
+        </w:numPr>
+        <w:pStyle w:val="Compact"/>
+      </w:pPr>
+      <w:r>
+        <w:t xml:space="preserve">“</w:t>
+      </w:r>
+      <w:r>
+        <w:t xml:space="preserve">Give a reason</w:t>
+      </w:r>
+      <w:r>
+        <w:t xml:space="preserve">”</w:t>
+      </w:r>
+      <w:r>
+        <w:t xml:space="preserve"> </w:t>
+      </w:r>
+      <w:r>
+        <w:t xml:space="preserve">can backfire if the reason invites an argument. What kind of reason is hard to argue with?</w:t>
+      </w:r>
+    </w:p>
+    <w:p>
+      <w:pPr>
+        <w:numPr>
+          <w:ilvl w:val="0"/>
+          <w:numId w:val="1005"/>
+        </w:numPr>
+        <w:pStyle w:val="Compact"/>
+      </w:pPr>
+      <w:r>
+        <w:t xml:space="preserve">Walking away ends the pressure but might change the friendship. Is that a cost or a signal?</w:t>
+      </w:r>
+    </w:p>
+    <w:p>
+      <w:pPr>
+        <w:pStyle w:val="Heading2"/>
+      </w:pPr>
+      <w:bookmarkStart w:id="30" w:name="check-for-understanding"/>
+      <w:r>
+        <w:t xml:space="preserve">Check for understanding</w:t>
+      </w:r>
+      <w:bookmarkEnd w:id="30"/>
+    </w:p>
+    <w:p>
+      <w:pPr>
+        <w:pStyle w:val="FirstParagraph"/>
+      </w:pPr>
+      <w:r>
+        <w:t xml:space="preserve">Day 1, clipboard during Step 3: for each team, a yes or no on</w:t>
+      </w:r>
+      <w:r>
+        <w:t xml:space="preserve"> </w:t>
+      </w:r>
+      <w:r>
+        <w:t xml:space="preserve">“</w:t>
+      </w:r>
+      <w:r>
+        <w:t xml:space="preserve">positive and negative labeled correctly on at least eight cards,</w:t>
+      </w:r>
+      <w:r>
+        <w:t xml:space="preserve">”</w:t>
+      </w:r>
+      <w:r>
+        <w:t xml:space="preserve"> </w:t>
+      </w:r>
+      <w:r>
+        <w:t xml:space="preserve">“</w:t>
+      </w:r>
+      <w:r>
+        <w:t xml:space="preserve">direct and indirect labeled on at least eight,</w:t>
+      </w:r>
+      <w:r>
+        <w:t xml:space="preserve">”</w:t>
+      </w:r>
+      <w:r>
+        <w:t xml:space="preserve"> </w:t>
+      </w:r>
+      <w:r>
+        <w:t xml:space="preserve">and</w:t>
+      </w:r>
+      <w:r>
+        <w:t xml:space="preserve"> </w:t>
+      </w:r>
+      <w:r>
+        <w:t xml:space="preserve">“</w:t>
+      </w:r>
+      <w:r>
+        <w:t xml:space="preserve">outcomes are specific, not</w:t>
+      </w:r>
+      <w:r>
+        <w:t xml:space="preserve"> </w:t>
+      </w:r>
+      <w:r>
+        <w:t xml:space="preserve">‘</w:t>
+      </w:r>
+      <w:r>
+        <w:t xml:space="preserve">bad things.</w:t>
+      </w:r>
+      <w:r>
+        <w:t xml:space="preserve">’</w:t>
+      </w:r>
+      <w:r>
+        <w:t xml:space="preserve">”</w:t>
+      </w:r>
+      <w:r>
+        <w:t xml:space="preserve"> </w:t>
+      </w:r>
+      <w:r>
+        <w:t xml:space="preserve">Day 2: the feedback slips. A skit where the audience checked at least two steps and named the strongest line is</w:t>
+      </w:r>
+      <w:r>
+        <w:t xml:space="preserve"> </w:t>
+      </w:r>
+      <w:r>
+        <w:t xml:space="preserve">“</w:t>
+      </w:r>
+      <w:r>
+        <w:t xml:space="preserve">got it.</w:t>
+      </w:r>
+      <w:r>
+        <w:t xml:space="preserve">”</w:t>
+      </w:r>
+      <w:r>
+        <w:t xml:space="preserve"> </w:t>
+      </w:r>
+      <w:r>
+        <w:t xml:space="preserve">A skit where the audience could not tell which steps were used gets a 30-second redo at the end if time allows.</w:t>
+      </w:r>
+    </w:p>
+    <w:p>
+      <w:pPr>
+        <w:pStyle w:val="Heading2"/>
+      </w:pPr>
+      <w:bookmarkStart w:id="31" w:name="closure-time-4-min-day-1-3-min-day-2"/>
+      <w:r>
+        <w:t xml:space="preserve">Closure (Time: 4 min Day 1; 3 min Day 2)</w:t>
+      </w:r>
+      <w:bookmarkEnd w:id="31"/>
+    </w:p>
+    <w:p>
+      <w:pPr>
+        <w:pStyle w:val="FirstParagraph"/>
+      </w:pPr>
+      <w:r>
+        <w:t xml:space="preserve">Day 1: 3-2-1 on the bottom of the planner: 3 kinds of peer pressure with one example each, 2 consequences of giving in to the negative kind, 1 push (family, peers, or media) that is loudest for most people your age and why. Two students read their</w:t>
+      </w:r>
+      <w:r>
+        <w:t xml:space="preserve"> </w:t>
+      </w:r>
+      <w:r>
+        <w:t xml:space="preserve">“</w:t>
+      </w:r>
+      <w:r>
+        <w:t xml:space="preserve">1</w:t>
+      </w:r>
+      <w:r>
+        <w:t xml:space="preserve">”</w:t>
+      </w:r>
+      <w:r>
+        <w:t xml:space="preserve"> </w:t>
+      </w:r>
+      <w:r>
+        <w:t xml:space="preserve">aloud. Day 2: one line on the bottom of the planner:</w:t>
+      </w:r>
+      <w:r>
+        <w:t xml:space="preserve"> </w:t>
+      </w:r>
+      <w:r>
+        <w:t xml:space="preserve">“</w:t>
+      </w:r>
+      <w:r>
+        <w:t xml:space="preserve">The refusal step I will practice this week is ___ because it was hardest to say.</w:t>
+      </w:r>
+      <w:r>
+        <w:t xml:space="preserve">”</w:t>
+      </w:r>
+      <w:r>
+        <w:t xml:space="preserve"> </w:t>
+      </w:r>
+      <w:r>
+        <w:t xml:space="preserve">Not read aloud. Say what Lesson 3.7 is:</w:t>
+      </w:r>
+      <w:r>
+        <w:t xml:space="preserve"> </w:t>
+      </w:r>
+      <w:r>
+        <w:t xml:space="preserve">“</w:t>
+      </w:r>
+      <w:r>
+        <w:t xml:space="preserve">Tomorrow: stress, what it is, and where yours lives.</w:t>
+      </w:r>
+      <w:r>
+        <w:t xml:space="preserve">”</w:t>
+      </w:r>
+    </w:p>
+    <w:p>
+      <w:pPr>
+        <w:pStyle w:val="Heading2"/>
+      </w:pPr>
+      <w:bookmarkStart w:id="32" w:name="differentiation-and-supports"/>
+      <w:r>
+        <w:t xml:space="preserve">Differentiation and supports</w:t>
+      </w:r>
+      <w:bookmarkEnd w:id="32"/>
+    </w:p>
+    <w:p>
+      <w:pPr>
+        <w:numPr>
+          <w:ilvl w:val="0"/>
+          <w:numId w:val="1006"/>
         </w:numPr>
         <w:pStyle w:val="Compact"/>
       </w:pPr>
@@ -1755,7 +1803,7 @@
       <w:pPr>
         <w:numPr>
           <w:ilvl w:val="0"/>
-          <w:numId w:val="1003"/>
+          <w:numId w:val="1006"/>
         </w:numPr>
         <w:pStyle w:val="Compact"/>
       </w:pPr>
@@ -1767,7 +1815,7 @@
       <w:pPr>
         <w:numPr>
           <w:ilvl w:val="0"/>
-          <w:numId w:val="1003"/>
+          <w:numId w:val="1006"/>
         </w:numPr>
         <w:pStyle w:val="Compact"/>
       </w:pPr>
@@ -1779,7 +1827,7 @@
       <w:pPr>
         <w:numPr>
           <w:ilvl w:val="0"/>
-          <w:numId w:val="1003"/>
+          <w:numId w:val="1006"/>
         </w:numPr>
         <w:pStyle w:val="Compact"/>
       </w:pPr>
@@ -1809,7 +1857,7 @@
       <w:pPr>
         <w:numPr>
           <w:ilvl w:val="0"/>
-          <w:numId w:val="1003"/>
+          <w:numId w:val="1006"/>
         </w:numPr>
         <w:pStyle w:val="Compact"/>
       </w:pPr>
@@ -1821,7 +1869,7 @@
       <w:pPr>
         <w:numPr>
           <w:ilvl w:val="0"/>
-          <w:numId w:val="1003"/>
+          <w:numId w:val="1006"/>
         </w:numPr>
         <w:pStyle w:val="Compact"/>
       </w:pPr>
@@ -2122,7 +2170,7 @@
       <w:pPr>
         <w:numPr>
           <w:ilvl w:val="0"/>
-          <w:numId w:val="1004"/>
+          <w:numId w:val="1007"/>
         </w:numPr>
         <w:pStyle w:val="Compact"/>
       </w:pPr>
@@ -2146,7 +2194,7 @@
       <w:pPr>
         <w:numPr>
           <w:ilvl w:val="0"/>
-          <w:numId w:val="1004"/>
+          <w:numId w:val="1007"/>
         </w:numPr>
         <w:pStyle w:val="Compact"/>
       </w:pPr>
@@ -2158,7 +2206,7 @@
       <w:pPr>
         <w:numPr>
           <w:ilvl w:val="0"/>
-          <w:numId w:val="1004"/>
+          <w:numId w:val="1007"/>
         </w:numPr>
         <w:pStyle w:val="Compact"/>
       </w:pPr>
@@ -2182,7 +2230,7 @@
       <w:pPr>
         <w:numPr>
           <w:ilvl w:val="0"/>
-          <w:numId w:val="1004"/>
+          <w:numId w:val="1007"/>
         </w:numPr>
         <w:pStyle w:val="Compact"/>
       </w:pPr>
@@ -2194,7 +2242,7 @@
       <w:pPr>
         <w:numPr>
           <w:ilvl w:val="0"/>
-          <w:numId w:val="1004"/>
+          <w:numId w:val="1007"/>
         </w:numPr>
         <w:pStyle w:val="Compact"/>
       </w:pPr>
@@ -2231,7 +2279,7 @@
       <w:pPr>
         <w:numPr>
           <w:ilvl w:val="0"/>
-          <w:numId w:val="1005"/>
+          <w:numId w:val="1008"/>
         </w:numPr>
         <w:pStyle w:val="Compact"/>
       </w:pPr>
@@ -2261,7 +2309,7 @@
       <w:pPr>
         <w:numPr>
           <w:ilvl w:val="0"/>
-          <w:numId w:val="1005"/>
+          <w:numId w:val="1008"/>
         </w:numPr>
         <w:pStyle w:val="Compact"/>
       </w:pPr>
@@ -2273,7 +2321,7 @@
       <w:pPr>
         <w:numPr>
           <w:ilvl w:val="0"/>
-          <w:numId w:val="1005"/>
+          <w:numId w:val="1008"/>
         </w:numPr>
         <w:pStyle w:val="Compact"/>
       </w:pPr>
@@ -2315,7 +2363,7 @@
       <w:pPr>
         <w:numPr>
           <w:ilvl w:val="0"/>
-          <w:numId w:val="1005"/>
+          <w:numId w:val="1008"/>
         </w:numPr>
         <w:pStyle w:val="Compact"/>
       </w:pPr>
@@ -2327,7 +2375,7 @@
       <w:pPr>
         <w:numPr>
           <w:ilvl w:val="0"/>
-          <w:numId w:val="1005"/>
+          <w:numId w:val="1008"/>
         </w:numPr>
         <w:pStyle w:val="Compact"/>
       </w:pPr>
@@ -2623,6 +2671,118 @@
       </w:pPr>
     </w:lvl>
   </w:abstractNum>
+  <w:abstractNum w:abstractNumId="99411">
+    <w:nsid w:val="71315dca"/>
+    <w:multiLevelType w:val="multilevel"/>
+    <w:lvl w:ilvl="0">
+      <w:start w:val="1"/>
+      <w:numFmt w:val="decimal"/>
+      <w:lvlText w:val="%1."/>
+      <w:lvlJc w:val="left"/>
+      <w:pPr>
+        <w:tabs>
+          <w:tab w:val="num" w:pos="0"/>
+        </w:tabs>
+        <w:ind w:left="480" w:hanging="480"/>
+      </w:pPr>
+    </w:lvl>
+    <w:lvl w:ilvl="1">
+      <w:start w:val="1"/>
+      <w:numFmt w:val="decimal"/>
+      <w:lvlText w:val="%2."/>
+      <w:lvlJc w:val="left"/>
+      <w:pPr>
+        <w:tabs>
+          <w:tab w:val="num" w:pos="720"/>
+        </w:tabs>
+        <w:ind w:left="1200" w:hanging="480"/>
+      </w:pPr>
+    </w:lvl>
+    <w:lvl w:ilvl="2">
+      <w:start w:val="1"/>
+      <w:numFmt w:val="decimal"/>
+      <w:lvlText w:val="%3."/>
+      <w:lvlJc w:val="left"/>
+      <w:pPr>
+        <w:tabs>
+          <w:tab w:val="num" w:pos="1440"/>
+        </w:tabs>
+        <w:ind w:left="1920" w:hanging="480"/>
+      </w:pPr>
+    </w:lvl>
+    <w:lvl w:ilvl="3">
+      <w:start w:val="1"/>
+      <w:numFmt w:val="decimal"/>
+      <w:lvlText w:val="%4."/>
+      <w:lvlJc w:val="left"/>
+      <w:pPr>
+        <w:tabs>
+          <w:tab w:val="num" w:pos="2160"/>
+        </w:tabs>
+        <w:ind w:left="2640" w:hanging="480"/>
+      </w:pPr>
+    </w:lvl>
+    <w:lvl w:ilvl="4">
+      <w:start w:val="1"/>
+      <w:numFmt w:val="decimal"/>
+      <w:lvlText w:val="%5."/>
+      <w:lvlJc w:val="left"/>
+      <w:pPr>
+        <w:tabs>
+          <w:tab w:val="num" w:pos="2880"/>
+        </w:tabs>
+        <w:ind w:left="3360" w:hanging="480"/>
+      </w:pPr>
+    </w:lvl>
+    <w:lvl w:ilvl="5">
+      <w:start w:val="1"/>
+      <w:numFmt w:val="decimal"/>
+      <w:lvlText w:val="%6."/>
+      <w:lvlJc w:val="left"/>
+      <w:pPr>
+        <w:tabs>
+          <w:tab w:val="num" w:pos="3600"/>
+        </w:tabs>
+        <w:ind w:left="4080" w:hanging="480"/>
+      </w:pPr>
+    </w:lvl>
+    <w:lvl w:ilvl="6">
+      <w:start w:val="1"/>
+      <w:numFmt w:val="decimal"/>
+      <w:lvlText w:val="%7."/>
+      <w:lvlJc w:val="left"/>
+      <w:pPr>
+        <w:tabs>
+          <w:tab w:val="num" w:pos="4320"/>
+        </w:tabs>
+        <w:ind w:left="4800" w:hanging="480"/>
+      </w:pPr>
+    </w:lvl>
+    <w:lvl w:ilvl="7">
+      <w:start w:val="1"/>
+      <w:numFmt w:val="decimal"/>
+      <w:lvlText w:val="%8."/>
+      <w:lvlJc w:val="left"/>
+      <w:pPr>
+        <w:tabs>
+          <w:tab w:val="num" w:pos="5040"/>
+        </w:tabs>
+        <w:ind w:left="5520" w:hanging="480"/>
+      </w:pPr>
+    </w:lvl>
+    <w:lvl w:ilvl="8">
+      <w:start w:val="1"/>
+      <w:numFmt w:val="decimal"/>
+      <w:lvlText w:val="%9."/>
+      <w:lvlJc w:val="left"/>
+      <w:pPr>
+        <w:tabs>
+          <w:tab w:val="num" w:pos="5760"/>
+        </w:tabs>
+        <w:ind w:left="6240" w:hanging="480"/>
+      </w:pPr>
+    </w:lvl>
+  </w:abstractNum>
   <w:num w:numId="1000">
     <w:abstractNumId w:val="990"/>
   </w:num>
@@ -2630,7 +2790,34 @@
     <w:abstractNumId w:val="991"/>
   </w:num>
   <w:num w:numId="1002">
-    <w:abstractNumId w:val="991"/>
+    <w:abstractNumId w:val="99411"/>
+    <w:lvlOverride w:ilvl="0">
+      <w:startOverride w:val="1"/>
+    </w:lvlOverride>
+    <w:lvlOverride w:ilvl="1">
+      <w:startOverride w:val="1"/>
+    </w:lvlOverride>
+    <w:lvlOverride w:ilvl="2">
+      <w:startOverride w:val="1"/>
+    </w:lvlOverride>
+    <w:lvlOverride w:ilvl="3">
+      <w:startOverride w:val="1"/>
+    </w:lvlOverride>
+    <w:lvlOverride w:ilvl="4">
+      <w:startOverride w:val="1"/>
+    </w:lvlOverride>
+    <w:lvlOverride w:ilvl="5">
+      <w:startOverride w:val="1"/>
+    </w:lvlOverride>
+    <w:lvlOverride w:ilvl="6">
+      <w:startOverride w:val="1"/>
+    </w:lvlOverride>
+    <w:lvlOverride w:ilvl="7">
+      <w:startOverride w:val="1"/>
+    </w:lvlOverride>
+    <w:lvlOverride w:ilvl="8">
+      <w:startOverride w:val="1"/>
+    </w:lvlOverride>
   </w:num>
   <w:num w:numId="1003">
     <w:abstractNumId w:val="991"/>
@@ -2639,6 +2826,15 @@
     <w:abstractNumId w:val="991"/>
   </w:num>
   <w:num w:numId="1005">
+    <w:abstractNumId w:val="991"/>
+  </w:num>
+  <w:num w:numId="1006">
+    <w:abstractNumId w:val="991"/>
+  </w:num>
+  <w:num w:numId="1007">
+    <w:abstractNumId w:val="991"/>
+  </w:num>
+  <w:num w:numId="1008">
     <w:abstractNumId w:val="991"/>
   </w:num>
 </w:numbering>

--- a/downloads/teacher/04 Units/Unit 03 - Human Development and Relationships - Growing Up, Getting Along/Lesson 03.06 - Peer Influence Pressure and Refusal Skills.docx
+++ b/downloads/teacher/04 Units/Unit 03 - Human Development and Relationships - Growing Up, Getting Along/Lesson 03.06 - Peer Influence Pressure and Refusal Skills.docx
@@ -301,7 +301,7 @@
         <w:pStyle w:val="FirstParagraph"/>
       </w:pPr>
       <w:r>
-        <w:t xml:space="preserve">(The task asked for a 13.x competency on peer relationships or refusal. None in the 3.0 text says</w:t>
+        <w:t xml:space="preserve">(No 13.x competency in the 3.0 text says</w:t>
       </w:r>
       <w:r>
         <w:t xml:space="preserve"> </w:t>
@@ -438,7 +438,7 @@
         <w:pStyle w:val="FirstParagraph"/>
       </w:pPr>
       <w:r>
-        <w:t xml:space="preserve">(These are Sal’s tiered Peer Pressure objectives from his FNES 538 notes, combined into the three-objective lesson format: his low level</w:t>
+        <w:t xml:space="preserve">(These are my tiered Peer Pressure objectives from my planning notes, combined into the three-objective lesson format: my low level</w:t>
       </w:r>
       <w:r>
         <w:t xml:space="preserve"> </w:t>
@@ -456,7 +456,7 @@
         <w:t xml:space="preserve"> </w:t>
       </w:r>
       <w:r>
-        <w:t xml:space="preserve">his moderate level</w:t>
+        <w:t xml:space="preserve">my moderate level</w:t>
       </w:r>
       <w:r>
         <w:t xml:space="preserve"> </w:t>
@@ -474,7 +474,7 @@
         <w:t xml:space="preserve"> </w:t>
       </w:r>
       <w:r>
-        <w:t xml:space="preserve">and his high level</w:t>
+        <w:t xml:space="preserve">and my high level</w:t>
       </w:r>
       <w:r>
         <w:t xml:space="preserve"> </w:t>
@@ -492,7 +492,7 @@
         <w:t xml:space="preserve"> </w:t>
       </w:r>
       <w:r>
-        <w:t xml:space="preserve">His third high-level objective, a peer advice guide, is the grade 8 stretch.)</w:t>
+        <w:t xml:space="preserve">My third high-level objective, a peer advice guide, is the grade 8 stretch.)</w:t>
       </w:r>
     </w:p>
     <w:p>
@@ -1832,7 +1832,7 @@
         <w:pStyle w:val="Compact"/>
       </w:pPr>
       <w:r>
-        <w:t xml:space="preserve">Grade 8 stretch: Sal’s third high-level objective: after the skits, draft a one-page peer advice guide,</w:t>
+        <w:t xml:space="preserve">Grade 8 stretch: my third high-level objective: after the skits, draft a one-page peer advice guide,</w:t>
       </w:r>
       <w:r>
         <w:t xml:space="preserve"> </w:t>
@@ -2146,15 +2146,6 @@
       <w:r>
         <w:t xml:space="preserve">Inside the building: the health teacher, who owns the substance and sexual pressure content, gets the four refusal steps so both courses teach the same steps in the same order. The drama or ELA teacher can lend a two-minute lesson on projecting to the back of the room before Day 2. The counselor may want the skits for an advisory period.</w:t>
       </w:r>
-      <w:r>
-        <w:t xml:space="preserve"> </w:t>
-      </w:r>
-      <w:r>
-        <w:rPr>
-          <w:rStyle w:val="TeacherNote"/>
-        </w:rPr>
-        <w:t xml:space="preserve">[Sal: ask which refusal steps the health course already teaches; match the wording if they have one.]</w:t>
-      </w:r>
     </w:p>
     <w:p>
       <w:pPr>
@@ -2247,22 +2238,7 @@
         <w:pStyle w:val="Compact"/>
       </w:pPr>
       <w:r>
-        <w:t xml:space="preserve">Sal’s own materials: the tiered Peer Pressure objectives from</w:t>
-      </w:r>
-      <w:r>
-        <w:t xml:space="preserve"> </w:t>
-      </w:r>
-      <w:r>
-        <w:rPr>
-          <w:rStyle w:val="VerbatimChar"/>
-        </w:rPr>
-        <w:t xml:space="preserve">FNES538_notes_NextWeek-NutritionLabels-Tiered_2026-03.docx</w:t>
-      </w:r>
-      <w:r>
-        <w:t xml:space="preserve"> </w:t>
-      </w:r>
-      <w:r>
-        <w:t xml:space="preserve">(Queens College, March 2026), rewritten into the three-objective format above; the five-step decision model from Unit 0.</w:t>
+        <w:t xml:space="preserve">My own materials: my tiered Peer Pressure objectives from my planning notes, rewritten into the three-objective format above; the five-step decision model from Unit 0.</w:t>
       </w:r>
     </w:p>
     <w:p>
@@ -2369,21 +2345,6 @@
       </w:pPr>
       <w:r>
         <w:t xml:space="preserve">Set the no-applause-until-the-end rule before the first skit, or the first team gets a big hand and the last team gets nothing.</w:t>
-      </w:r>
-    </w:p>
-    <w:p>
-      <w:pPr>
-        <w:numPr>
-          <w:ilvl w:val="0"/>
-          <w:numId w:val="1008"/>
-        </w:numPr>
-        <w:pStyle w:val="Compact"/>
-      </w:pPr>
-      <w:r>
-        <w:rPr>
-          <w:rStyle w:val="TeacherNote"/>
-        </w:rPr>
-        <w:t xml:space="preserve">[Sal: your students’ hardest cards will not be the ones on the handout; they will be the ones they add. If a team writes its own card, read it before they use it.]</w:t>
       </w:r>
     </w:p>
     <w:sectPr>
